--- a/docs/forms/D4_Phase_Exit_Gate.docx
+++ b/docs/forms/D4_Phase_Exit_Gate.docx
@@ -366,7 +366,441 @@
           <w:color w:val="0B3583"/>
           <w:sz w:val="23"/>
         </w:rPr>
-        <w:t>1. Engineering conditions — evidence for each</w:t>
+        <w:t>1. Exit criteria — every phase (implementation matrix)</w:t>
+      </w:r>
+    </w:p>
+    <w:p>
+      <w:pPr>
+        <w:spacing w:after="80"/>
+      </w:pPr>
+      <w:r>
+        <w:rPr>
+          <w:i/>
+          <w:color w:val="5A6672"/>
+          <w:sz w:val="17"/>
+        </w:rPr>
+        <w:t>No fixed duration. The anchor: the phase's reports match the paper counts over one complete reporting cycle. Criteria not yet verified when the team leaves are assessed by the owner and reported remotely.</w:t>
+      </w:r>
+    </w:p>
+    <w:tbl>
+      <w:tblPr>
+        <w:tblStyle w:val="TableGrid"/>
+        <w:tblW w:type="auto" w:w="0"/>
+        <w:tblLook w:firstColumn="1" w:firstRow="1" w:lastColumn="0" w:lastRow="0" w:noHBand="0" w:noVBand="1" w:val="04A0"/>
+      </w:tblPr>
+      <w:tblGrid>
+        <w:gridCol w:w="2466"/>
+        <w:gridCol w:w="2466"/>
+        <w:gridCol w:w="2466"/>
+        <w:gridCol w:w="2466"/>
+      </w:tblGrid>
+      <w:tr>
+        <w:tc>
+          <w:tcPr>
+            <w:tcW w:type="dxa" w:w="1474"/>
+            <w:shd w:val="clear" w:color="auto" w:fill="EEF2F7"/>
+          </w:tcPr>
+          <w:p>
+            <w:pPr>
+              <w:spacing w:after="40"/>
+            </w:pPr>
+            <w:r/>
+            <w:r>
+              <w:rPr>
+                <w:b/>
+                <w:i w:val="0"/>
+                <w:color w:val="5A6672"/>
+                <w:sz w:val="17"/>
+              </w:rPr>
+              <w:t>Dimension</w:t>
+            </w:r>
+          </w:p>
+        </w:tc>
+        <w:tc>
+          <w:tcPr>
+            <w:tcW w:type="dxa" w:w="4309"/>
+            <w:shd w:val="clear" w:color="auto" w:fill="EEF2F7"/>
+          </w:tcPr>
+          <w:p>
+            <w:pPr>
+              <w:spacing w:after="40"/>
+            </w:pPr>
+            <w:r/>
+            <w:r>
+              <w:rPr>
+                <w:b/>
+                <w:i w:val="0"/>
+                <w:color w:val="5A6672"/>
+                <w:sz w:val="17"/>
+              </w:rPr>
+              <w:t>Criterion</w:t>
+            </w:r>
+          </w:p>
+        </w:tc>
+        <w:tc>
+          <w:tcPr>
+            <w:tcW w:type="dxa" w:w="1361"/>
+            <w:shd w:val="clear" w:color="auto" w:fill="EEF2F7"/>
+          </w:tcPr>
+          <w:p>
+            <w:pPr>
+              <w:spacing w:after="40"/>
+            </w:pPr>
+            <w:r/>
+            <w:r>
+              <w:rPr>
+                <w:b/>
+                <w:i w:val="0"/>
+                <w:color w:val="5A6672"/>
+                <w:sz w:val="17"/>
+              </w:rPr>
+              <w:t>Met? (Y/N/later)</w:t>
+            </w:r>
+          </w:p>
+        </w:tc>
+        <w:tc>
+          <w:tcPr>
+            <w:tcW w:type="dxa" w:w="2268"/>
+            <w:shd w:val="clear" w:color="auto" w:fill="EEF2F7"/>
+          </w:tcPr>
+          <w:p>
+            <w:pPr>
+              <w:spacing w:after="40"/>
+            </w:pPr>
+            <w:r/>
+            <w:r>
+              <w:rPr>
+                <w:b/>
+                <w:i w:val="0"/>
+                <w:color w:val="5A6672"/>
+                <w:sz w:val="17"/>
+              </w:rPr>
+              <w:t>Evidence / who confirmed</w:t>
+            </w:r>
+          </w:p>
+        </w:tc>
+      </w:tr>
+      <w:tr>
+        <w:tc>
+          <w:tcPr>
+            <w:tcW w:type="dxa" w:w="1474"/>
+          </w:tcPr>
+          <w:p>
+            <w:pPr>
+              <w:spacing w:after="40"/>
+            </w:pPr>
+            <w:r/>
+            <w:r>
+              <w:rPr>
+                <w:b w:val="0"/>
+                <w:i w:val="0"/>
+                <w:sz w:val="18"/>
+              </w:rPr>
+              <w:t>Technical</w:t>
+            </w:r>
+          </w:p>
+        </w:tc>
+        <w:tc>
+          <w:tcPr>
+            <w:tcW w:type="dxa" w:w="4309"/>
+          </w:tcPr>
+          <w:p>
+            <w:pPr>
+              <w:spacing w:after="40"/>
+            </w:pPr>
+            <w:r/>
+            <w:r>
+              <w:rPr>
+                <w:b w:val="0"/>
+                <w:i w:val="0"/>
+                <w:sz w:val="18"/>
+              </w:rPr>
+              <w:t>Available during working hours; any outage covered by the emergency paper forms</w:t>
+            </w:r>
+          </w:p>
+        </w:tc>
+        <w:tc>
+          <w:tcPr>
+            <w:tcW w:type="dxa" w:w="1361"/>
+          </w:tcPr>
+          <w:p>
+            <w:pPr>
+              <w:spacing w:after="40"/>
+            </w:pPr>
+            <w:r/>
+            <w:r>
+              <w:rPr>
+                <w:b w:val="0"/>
+                <w:i w:val="0"/>
+                <w:sz w:val="18"/>
+              </w:rPr>
+            </w:r>
+          </w:p>
+        </w:tc>
+        <w:tc>
+          <w:tcPr>
+            <w:tcW w:type="dxa" w:w="2268"/>
+          </w:tcPr>
+          <w:p>
+            <w:pPr>
+              <w:spacing w:after="40"/>
+            </w:pPr>
+            <w:r/>
+            <w:r>
+              <w:rPr>
+                <w:b w:val="0"/>
+                <w:i w:val="0"/>
+                <w:sz w:val="18"/>
+              </w:rPr>
+            </w:r>
+          </w:p>
+        </w:tc>
+      </w:tr>
+      <w:tr>
+        <w:tc>
+          <w:tcPr>
+            <w:tcW w:type="dxa" w:w="1474"/>
+          </w:tcPr>
+          <w:p>
+            <w:pPr>
+              <w:spacing w:after="40"/>
+            </w:pPr>
+            <w:r/>
+            <w:r>
+              <w:rPr>
+                <w:b w:val="0"/>
+                <w:i w:val="0"/>
+                <w:sz w:val="18"/>
+              </w:rPr>
+              <w:t>Functional</w:t>
+            </w:r>
+          </w:p>
+        </w:tc>
+        <w:tc>
+          <w:tcPr>
+            <w:tcW w:type="dxa" w:w="4309"/>
+          </w:tcPr>
+          <w:p>
+            <w:pPr>
+              <w:spacing w:after="40"/>
+            </w:pPr>
+            <w:r/>
+            <w:r>
+              <w:rPr>
+                <w:b w:val="0"/>
+                <w:i w:val="0"/>
+                <w:sz w:val="18"/>
+              </w:rPr>
+              <w:t>Every encounter recorded in the system; reports match paper counts for one full reporting cycle</w:t>
+            </w:r>
+          </w:p>
+        </w:tc>
+        <w:tc>
+          <w:tcPr>
+            <w:tcW w:type="dxa" w:w="1361"/>
+          </w:tcPr>
+          <w:p>
+            <w:pPr>
+              <w:spacing w:after="40"/>
+            </w:pPr>
+            <w:r/>
+            <w:r>
+              <w:rPr>
+                <w:b w:val="0"/>
+                <w:i w:val="0"/>
+                <w:sz w:val="18"/>
+              </w:rPr>
+            </w:r>
+          </w:p>
+        </w:tc>
+        <w:tc>
+          <w:tcPr>
+            <w:tcW w:type="dxa" w:w="2268"/>
+          </w:tcPr>
+          <w:p>
+            <w:pPr>
+              <w:spacing w:after="40"/>
+            </w:pPr>
+            <w:r/>
+            <w:r>
+              <w:rPr>
+                <w:b w:val="0"/>
+                <w:i w:val="0"/>
+                <w:sz w:val="18"/>
+              </w:rPr>
+            </w:r>
+          </w:p>
+        </w:tc>
+      </w:tr>
+      <w:tr>
+        <w:tc>
+          <w:tcPr>
+            <w:tcW w:type="dxa" w:w="1474"/>
+          </w:tcPr>
+          <w:p>
+            <w:pPr>
+              <w:spacing w:after="40"/>
+            </w:pPr>
+            <w:r/>
+            <w:r>
+              <w:rPr>
+                <w:b w:val="0"/>
+                <w:i w:val="0"/>
+                <w:sz w:val="18"/>
+              </w:rPr>
+              <w:t>Motivational</w:t>
+            </w:r>
+          </w:p>
+        </w:tc>
+        <w:tc>
+          <w:tcPr>
+            <w:tcW w:type="dxa" w:w="4309"/>
+          </w:tcPr>
+          <w:p>
+            <w:pPr>
+              <w:spacing w:after="40"/>
+            </w:pPr>
+            <w:r/>
+            <w:r>
+              <w:rPr>
+                <w:b w:val="0"/>
+                <w:i w:val="0"/>
+                <w:sz w:val="18"/>
+              </w:rPr>
+              <w:t>Staff enter the data themselves, without the team present</w:t>
+            </w:r>
+          </w:p>
+        </w:tc>
+        <w:tc>
+          <w:tcPr>
+            <w:tcW w:type="dxa" w:w="1361"/>
+          </w:tcPr>
+          <w:p>
+            <w:pPr>
+              <w:spacing w:after="40"/>
+            </w:pPr>
+            <w:r/>
+            <w:r>
+              <w:rPr>
+                <w:b w:val="0"/>
+                <w:i w:val="0"/>
+                <w:sz w:val="18"/>
+              </w:rPr>
+            </w:r>
+          </w:p>
+        </w:tc>
+        <w:tc>
+          <w:tcPr>
+            <w:tcW w:type="dxa" w:w="2268"/>
+          </w:tcPr>
+          <w:p>
+            <w:pPr>
+              <w:spacing w:after="40"/>
+            </w:pPr>
+            <w:r/>
+            <w:r>
+              <w:rPr>
+                <w:b w:val="0"/>
+                <w:i w:val="0"/>
+                <w:sz w:val="18"/>
+              </w:rPr>
+            </w:r>
+          </w:p>
+        </w:tc>
+      </w:tr>
+      <w:tr>
+        <w:tc>
+          <w:tcPr>
+            <w:tcW w:type="dxa" w:w="1474"/>
+          </w:tcPr>
+          <w:p>
+            <w:pPr>
+              <w:spacing w:after="40"/>
+            </w:pPr>
+            <w:r/>
+            <w:r>
+              <w:rPr>
+                <w:b w:val="0"/>
+                <w:i w:val="0"/>
+                <w:sz w:val="18"/>
+              </w:rPr>
+              <w:t>Governance</w:t>
+            </w:r>
+          </w:p>
+        </w:tc>
+        <w:tc>
+          <w:tcPr>
+            <w:tcW w:type="dxa" w:w="4309"/>
+          </w:tcPr>
+          <w:p>
+            <w:pPr>
+              <w:spacing w:after="40"/>
+            </w:pPr>
+            <w:r/>
+            <w:r>
+              <w:rPr>
+                <w:b w:val="0"/>
+                <w:i w:val="0"/>
+                <w:sz w:val="18"/>
+              </w:rPr>
+              <w:t>Owner confirms; paper registers closed and archived; paper kept only as emergency backup</w:t>
+            </w:r>
+          </w:p>
+        </w:tc>
+        <w:tc>
+          <w:tcPr>
+            <w:tcW w:type="dxa" w:w="1361"/>
+          </w:tcPr>
+          <w:p>
+            <w:pPr>
+              <w:spacing w:after="40"/>
+            </w:pPr>
+            <w:r/>
+            <w:r>
+              <w:rPr>
+                <w:b w:val="0"/>
+                <w:i w:val="0"/>
+                <w:sz w:val="18"/>
+              </w:rPr>
+            </w:r>
+          </w:p>
+        </w:tc>
+        <w:tc>
+          <w:tcPr>
+            <w:tcW w:type="dxa" w:w="2268"/>
+          </w:tcPr>
+          <w:p>
+            <w:pPr>
+              <w:spacing w:after="40"/>
+            </w:pPr>
+            <w:r/>
+            <w:r>
+              <w:rPr>
+                <w:b w:val="0"/>
+                <w:i w:val="0"/>
+                <w:sz w:val="18"/>
+              </w:rPr>
+            </w:r>
+          </w:p>
+        </w:tc>
+      </w:tr>
+    </w:tbl>
+    <w:p>
+      <w:pPr>
+        <w:spacing w:after="40"/>
+      </w:pPr>
+    </w:p>
+    <w:p>
+      <w:pPr>
+        <w:spacing w:before="160" w:after="60"/>
+      </w:pPr>
+      <w:r>
+        <w:rPr>
+          <w:b/>
+          <w:color w:val="0B3583"/>
+          <w:sz w:val="23"/>
+        </w:rPr>
+        <w:t>1b. Engineering conditions — evidence for each</w:t>
       </w:r>
     </w:p>
     <w:tbl>
@@ -1864,7 +2298,7 @@
         <w:color w:val="5A6672"/>
         <w:sz w:val="16"/>
       </w:rPr>
-      <w:t>Handbook v0.4  ·  D-4  ·  Record the handbook version in your closure report</w:t>
+      <w:t>Handbook v0.5  ·  D-4  ·  Record the handbook version in your closure report</w:t>
     </w:r>
   </w:p>
 </w:ftr>
